--- a/04_Papers_&_Literature (论文精读)/无人方程式赛车论文感知子系统综述.docx
+++ b/04_Papers_&_Literature (论文精读)/无人方程式赛车论文感知子系统综述.docx
@@ -106,7 +106,7 @@
           <w:color w:val="191919"/>
           <w:sz w:val="22"/>
         </w:rPr>
-        <w:t>按附件顺序逐篇梳理，每份材料单独成章。每章回答材料讲了什么、感知子系统如何设计、哪些结论可转化为工程动作。</w:t>
+        <w:t>按附件顺序逐篇梳理，每份材料单独成章。每章回答材料讲了什么、感知子系统如何设计、技术创新究竟在哪里、哪些结论可转化为工程动作。</w:t>
       </w:r>
     </w:p>
     <w:p>
@@ -148,7 +148,7 @@
           <w:color w:val="1F4D78"/>
           <w:sz w:val="22"/>
         </w:rPr>
-        <w:t>材料说明：</w:t>
+        <w:t>创新性判断：</w:t>
       </w:r>
       <w:r>
         <w:rPr>
@@ -158,6 +158,32 @@
           <w:color w:val="191919"/>
           <w:sz w:val="22"/>
         </w:rPr>
+        <w:t>算法论文说明方法的新意、所解问题和可量化结果；系统论文说明架构、冗余、同步和验证贡献；综述、规则与规划材料明确标为间接贡献，不把系统集成误写为通用算法创新。</w:t>
+      </w:r>
+    </w:p>
+    <w:p>
+      <w:pPr>
+        <w:keepLines/>
+        <w:spacing w:after="120" w:line="300" w:lineRule="auto"/>
+      </w:pPr>
+      <w:r>
+        <w:rPr>
+          <w:rFonts w:ascii="Microsoft YaHei" w:hAnsi="Microsoft YaHei" w:eastAsia="Microsoft YaHei"/>
+          <w:b/>
+          <w:i w:val="0"/>
+          <w:color w:val="1F4D78"/>
+          <w:sz w:val="22"/>
+        </w:rPr>
+        <w:t>材料说明：</w:t>
+      </w:r>
+      <w:r>
+        <w:rPr>
+          <w:rFonts w:ascii="Microsoft YaHei" w:hAnsi="Microsoft YaHei" w:eastAsia="Microsoft YaHei"/>
+          <w:b w:val="0"/>
+          <w:i w:val="0"/>
+          <w:color w:val="191919"/>
+          <w:sz w:val="22"/>
+        </w:rPr>
         <w:t>“00简介”和“2024FSAC入门指南”为参考材料；里斯本两份同题材料存在版本关系；TUM IAC 附件正文文本层不可读，已在对应章节如实标注。</w:t>
       </w:r>
     </w:p>
@@ -748,7 +774,7 @@
         <w:pStyle w:val="Heading2"/>
       </w:pPr>
       <w:r>
-        <w:t>工程启示与阅读结论</w:t>
+        <w:t>技术创新点与创新性判断</w:t>
       </w:r>
     </w:p>
     <w:p>
@@ -773,6 +799,39 @@
           <w:color w:val="191919"/>
           <w:sz w:val="22"/>
         </w:rPr>
+        <w:t>+这份材料本身没有提出可验证的新算法，创新性在于把比赛论文中的传感器、坐标系和系统术语压缩成可复用的学习入口。对工程实践而言，它把“外参-内参-参考点-坐标变换”串成同一条链，能减少后续系统集成中常见的概念错位；应视为知识组织贡献，而非论文级感知创新。</w:t>
+      </w:r>
+    </w:p>
+    <w:p>
+      <w:pPr>
+        <w:pStyle w:val="Heading2"/>
+      </w:pPr>
+      <w:r>
+        <w:t>工程启示与阅读结论</w:t>
+      </w:r>
+    </w:p>
+    <w:p>
+      <w:pPr>
+        <w:keepLines/>
+        <w:spacing w:after="120" w:line="300" w:lineRule="auto"/>
+      </w:pPr>
+      <w:r>
+        <w:rPr>
+          <w:rFonts w:ascii="Microsoft YaHei" w:hAnsi="Microsoft YaHei" w:eastAsia="Microsoft YaHei"/>
+          <w:b/>
+          <w:i w:val="0"/>
+          <w:color w:val="1F4D78"/>
+          <w:sz w:val="22"/>
+        </w:rPr>
+      </w:r>
+      <w:r>
+        <w:rPr>
+          <w:rFonts w:ascii="Microsoft YaHei" w:hAnsi="Microsoft YaHei" w:eastAsia="Microsoft YaHei"/>
+          <w:b w:val="0"/>
+          <w:i w:val="0"/>
+          <w:color w:val="191919"/>
+          <w:sz w:val="22"/>
+        </w:rPr>
         <w:t>工程重点是统一坐标系、时间戳和安装后的标定状态；不能把概念笔记替代为可运行的感知方案。</w:t>
       </w:r>
     </w:p>
@@ -875,7 +934,7 @@
         <w:pStyle w:val="Heading2"/>
       </w:pPr>
       <w:r>
-        <w:t>工程启示与阅读结论</w:t>
+        <w:t>技术创新点与创新性判断</w:t>
       </w:r>
     </w:p>
     <w:p>
@@ -900,6 +959,39 @@
           <w:color w:val="191919"/>
           <w:sz w:val="22"/>
         </w:rPr>
+        <w:t>创新点首先是可切换、可独立运行的 LiDAR 与视觉感知链路，再把多源观测接入统一的状态估计和 FastSLAM 地图。它不是只给出某个检测器，而是证明感知、估计、规划和极限控制能在真实未知赛道闭环协同；这种端到端竞赛验证使模块接口、容错和测试框架成为重要贡献。</w:t>
+      </w:r>
+    </w:p>
+    <w:p>
+      <w:pPr>
+        <w:pStyle w:val="Heading2"/>
+      </w:pPr>
+      <w:r>
+        <w:t>工程启示与阅读结论</w:t>
+      </w:r>
+    </w:p>
+    <w:p>
+      <w:pPr>
+        <w:keepLines/>
+        <w:spacing w:after="120" w:line="300" w:lineRule="auto"/>
+      </w:pPr>
+      <w:r>
+        <w:rPr>
+          <w:rFonts w:ascii="Microsoft YaHei" w:hAnsi="Microsoft YaHei" w:eastAsia="Microsoft YaHei"/>
+          <w:b/>
+          <w:i w:val="0"/>
+          <w:color w:val="1F4D78"/>
+          <w:sz w:val="22"/>
+        </w:rPr>
+      </w:r>
+      <w:r>
+        <w:rPr>
+          <w:rFonts w:ascii="Microsoft YaHei" w:hAnsi="Microsoft YaHei" w:eastAsia="Microsoft YaHei"/>
+          <w:b w:val="0"/>
+          <w:i w:val="0"/>
+          <w:color w:val="191919"/>
+          <w:sz w:val="22"/>
+        </w:rPr>
         <w:t>冗余应能独立退化运行，并将量测置信度、失效检测和低延迟当作规划性能的一部分。</w:t>
       </w:r>
     </w:p>
@@ -1002,7 +1094,7 @@
         <w:pStyle w:val="Heading2"/>
       </w:pPr>
       <w:r>
-        <w:t>工程启示与阅读结论</w:t>
+        <w:t>技术创新点与创新性判断</w:t>
       </w:r>
     </w:p>
     <w:p>
@@ -1027,6 +1119,39 @@
           <w:color w:val="191919"/>
           <w:sz w:val="22"/>
         </w:rPr>
+        <w:t>相较于仅用单一锥桶检测的早期方案，本文将 LiDAR 的几何定位、相机颜色分类、GPS-INS 和 LiDAR 里程计组织为同步 ROS 管线，并在上位机与 VCU 之间分离计算与安全控制。其创新性主要为面向 FSAC 的整车系统集成和可运行验证，而非提出新的通用检测网络。</w:t>
+      </w:r>
+    </w:p>
+    <w:p>
+      <w:pPr>
+        <w:pStyle w:val="Heading2"/>
+      </w:pPr>
+      <w:r>
+        <w:t>工程启示与阅读结论</w:t>
+      </w:r>
+    </w:p>
+    <w:p>
+      <w:pPr>
+        <w:keepLines/>
+        <w:spacing w:after="120" w:line="300" w:lineRule="auto"/>
+      </w:pPr>
+      <w:r>
+        <w:rPr>
+          <w:rFonts w:ascii="Microsoft YaHei" w:hAnsi="Microsoft YaHei" w:eastAsia="Microsoft YaHei"/>
+          <w:b/>
+          <w:i w:val="0"/>
+          <w:color w:val="1F4D78"/>
+          <w:sz w:val="22"/>
+        </w:rPr>
+      </w:r>
+      <w:r>
+        <w:rPr>
+          <w:rFonts w:ascii="Microsoft YaHei" w:hAnsi="Microsoft YaHei" w:eastAsia="Microsoft YaHei"/>
+          <w:b w:val="0"/>
+          <w:i w:val="0"/>
+          <w:color w:val="191919"/>
+          <w:sz w:val="22"/>
+        </w:rPr>
         <w:t>ROS 数据流要显式处理时间同步和坐标变换，实时执行与安全功能宜保留在 VCU。</w:t>
       </w:r>
     </w:p>
@@ -1129,7 +1254,7 @@
         <w:pStyle w:val="Heading2"/>
       </w:pPr>
       <w:r>
-        <w:t>工程启示与阅读结论</w:t>
+        <w:t>技术创新点与创新性判断</w:t>
       </w:r>
     </w:p>
     <w:p>
@@ -1154,6 +1279,39 @@
           <w:color w:val="191919"/>
           <w:sz w:val="22"/>
         </w:rPr>
+        <w:t>BME 的贡献是将感知、状态估计、规划、控制与实时执行层解耦，并以独立 LiDAR 观测保证几何主链、相机承担语义补充。论文还展示了从粒子滤波建图向 LiDAR-惯性里程计演化的取舍，强调软件架构和故障隔离如何支撑更大尺度赛车，属于成熟技术的工程化组合创新。</w:t>
+      </w:r>
+    </w:p>
+    <w:p>
+      <w:pPr>
+        <w:pStyle w:val="Heading2"/>
+      </w:pPr>
+      <w:r>
+        <w:t>工程启示与阅读结论</w:t>
+      </w:r>
+    </w:p>
+    <w:p>
+      <w:pPr>
+        <w:keepLines/>
+        <w:spacing w:after="120" w:line="300" w:lineRule="auto"/>
+      </w:pPr>
+      <w:r>
+        <w:rPr>
+          <w:rFonts w:ascii="Microsoft YaHei" w:hAnsi="Microsoft YaHei" w:eastAsia="Microsoft YaHei"/>
+          <w:b/>
+          <w:i w:val="0"/>
+          <w:color w:val="1F4D78"/>
+          <w:sz w:val="22"/>
+        </w:rPr>
+      </w:r>
+      <w:r>
+        <w:rPr>
+          <w:rFonts w:ascii="Microsoft YaHei" w:hAnsi="Microsoft YaHei" w:eastAsia="Microsoft YaHei"/>
+          <w:b w:val="0"/>
+          <w:i w:val="0"/>
+          <w:color w:val="191919"/>
+          <w:sz w:val="22"/>
+        </w:rPr>
         <w:t>每项观测应带时间、坐标、协方差和健康状态，使后端能拒绝坏量测。</w:t>
       </w:r>
     </w:p>
@@ -1256,7 +1414,7 @@
         <w:pStyle w:val="Heading2"/>
       </w:pPr>
       <w:r>
-        <w:t>工程启示与阅读结论</w:t>
+        <w:t>技术创新点与创新性判断</w:t>
       </w:r>
     </w:p>
     <w:p>
@@ -1281,6 +1439,39 @@
           <w:color w:val="191919"/>
           <w:sz w:val="22"/>
         </w:rPr>
+        <w:t>IIT 的技术路线强调三路并行观测：点云支路提供近中距几何，双目支路提供远距视觉与深度，再在相机框和点云之间做关联。用 RANSAC 地面分割降低点云搜索空间，并为未匹配目标保留纯视觉深度后备，这种“互补而非互相依赖”的设计是其主要创新；不过证据主要来自原型与仿真。</w:t>
+      </w:r>
+    </w:p>
+    <w:p>
+      <w:pPr>
+        <w:pStyle w:val="Heading2"/>
+      </w:pPr>
+      <w:r>
+        <w:t>工程启示与阅读结论</w:t>
+      </w:r>
+    </w:p>
+    <w:p>
+      <w:pPr>
+        <w:keepLines/>
+        <w:spacing w:after="120" w:line="300" w:lineRule="auto"/>
+      </w:pPr>
+      <w:r>
+        <w:rPr>
+          <w:rFonts w:ascii="Microsoft YaHei" w:hAnsi="Microsoft YaHei" w:eastAsia="Microsoft YaHei"/>
+          <w:b/>
+          <w:i w:val="0"/>
+          <w:color w:val="1F4D78"/>
+          <w:sz w:val="22"/>
+        </w:rPr>
+      </w:r>
+      <w:r>
+        <w:rPr>
+          <w:rFonts w:ascii="Microsoft YaHei" w:hAnsi="Microsoft YaHei" w:eastAsia="Microsoft YaHei"/>
+          <w:b w:val="0"/>
+          <w:i w:val="0"/>
+          <w:color w:val="191919"/>
+          <w:sz w:val="22"/>
+        </w:rPr>
         <w:t>融合链路有原型价值，但要在赛车前量化远距深度、标定、漏检和端到端延迟。</w:t>
       </w:r>
     </w:p>
@@ -1383,7 +1574,7 @@
         <w:pStyle w:val="Heading2"/>
       </w:pPr>
       <w:r>
-        <w:t>工程启示与阅读结论</w:t>
+        <w:t>技术创新点与创新性判断</w:t>
       </w:r>
     </w:p>
     <w:p>
@@ -1408,6 +1599,39 @@
           <w:color w:val="191919"/>
           <w:sz w:val="22"/>
         </w:rPr>
+        <w:t>该早期方案的亮点是以传感器可靠性为融合依据，而非静态地相信某一路数据；映射模块显式面对相机或激光短时失明。对当时的 FSD 场景，这种将可用性管理写入 SLAM 的系统设计比某个单一视觉模型更有价值，但论文未给出新的概率融合理论或大规模性能比较。</w:t>
+      </w:r>
+    </w:p>
+    <w:p>
+      <w:pPr>
+        <w:pStyle w:val="Heading2"/>
+      </w:pPr>
+      <w:r>
+        <w:t>工程启示与阅读结论</w:t>
+      </w:r>
+    </w:p>
+    <w:p>
+      <w:pPr>
+        <w:keepLines/>
+        <w:spacing w:after="120" w:line="300" w:lineRule="auto"/>
+      </w:pPr>
+      <w:r>
+        <w:rPr>
+          <w:rFonts w:ascii="Microsoft YaHei" w:hAnsi="Microsoft YaHei" w:eastAsia="Microsoft YaHei"/>
+          <w:b/>
+          <w:i w:val="0"/>
+          <w:color w:val="1F4D78"/>
+          <w:sz w:val="22"/>
+        </w:rPr>
+      </w:r>
+      <w:r>
+        <w:rPr>
+          <w:rFonts w:ascii="Microsoft YaHei" w:hAnsi="Microsoft YaHei" w:eastAsia="Microsoft YaHei"/>
+          <w:b w:val="0"/>
+          <w:i w:val="0"/>
+          <w:color w:val="191919"/>
+          <w:sz w:val="22"/>
+        </w:rPr>
         <w:t>不要假设任一传感器常可用；外参、重复观测、颜色不确定性都需进入地图更新。</w:t>
       </w:r>
     </w:p>
@@ -1510,7 +1734,7 @@
         <w:pStyle w:val="Heading2"/>
       </w:pPr>
       <w:r>
-        <w:t>工程启示与阅读结论</w:t>
+        <w:t>技术创新点与创新性判断</w:t>
       </w:r>
     </w:p>
     <w:p>
@@ -1535,6 +1759,39 @@
           <w:color w:val="191919"/>
           <w:sz w:val="22"/>
         </w:rPr>
+        <w:t>KA-RaceIng 将 360 度 LiDAR 的大视场、可选多相机语义、GraphSLAM 和高性能赛线串成一套能在高速运行的系统。创新的系统指标很明确：约 35 m 锥桶观测支持超过 70 km/h 建图，地图误差控制在 15 cm 量级；其价值在于证明“完整覆盖+图优化地标地图”可以直接换取更大的规划视野和可用速度。</w:t>
+      </w:r>
+    </w:p>
+    <w:p>
+      <w:pPr>
+        <w:pStyle w:val="Heading2"/>
+      </w:pPr>
+      <w:r>
+        <w:t>工程启示与阅读结论</w:t>
+      </w:r>
+    </w:p>
+    <w:p>
+      <w:pPr>
+        <w:keepLines/>
+        <w:spacing w:after="120" w:line="300" w:lineRule="auto"/>
+      </w:pPr>
+      <w:r>
+        <w:rPr>
+          <w:rFonts w:ascii="Microsoft YaHei" w:hAnsi="Microsoft YaHei" w:eastAsia="Microsoft YaHei"/>
+          <w:b/>
+          <w:i w:val="0"/>
+          <w:color w:val="1F4D78"/>
+          <w:sz w:val="22"/>
+        </w:rPr>
+      </w:r>
+      <w:r>
+        <w:rPr>
+          <w:rFonts w:ascii="Microsoft YaHei" w:hAnsi="Microsoft YaHei" w:eastAsia="Microsoft YaHei"/>
+          <w:b w:val="0"/>
+          <w:i w:val="0"/>
+          <w:color w:val="191919"/>
+          <w:sz w:val="22"/>
+        </w:rPr>
         <w:t>感知范围、地图误差和车速必须共同设计；略增可见距离也会改变可规划视野。</w:t>
       </w:r>
     </w:p>
@@ -1637,7 +1894,7 @@
         <w:pStyle w:val="Heading2"/>
       </w:pPr>
       <w:r>
-        <w:t>工程启示与阅读结论</w:t>
+        <w:t>技术创新点与创新性判断</w:t>
       </w:r>
     </w:p>
     <w:p>
@@ -1662,6 +1919,39 @@
           <w:color w:val="191919"/>
           <w:sz w:val="22"/>
         </w:rPr>
+        <w:t>AMZ 的核心技术创新是早期相机-LiDAR 融合与两层地图的组合。前者将图像语义和 LiDAR 深度在检测前结合，后者允许低置信地图立即用于首圈规划、同时用更谨慎的估计沉淀持久地图；这直接解决未知赛道中速度和地图质量互相牵制的问题，并以速度和 RMSE 的对比给出实证。</w:t>
+      </w:r>
+    </w:p>
+    <w:p>
+      <w:pPr>
+        <w:pStyle w:val="Heading2"/>
+      </w:pPr>
+      <w:r>
+        <w:t>工程启示与阅读结论</w:t>
+      </w:r>
+    </w:p>
+    <w:p>
+      <w:pPr>
+        <w:keepLines/>
+        <w:spacing w:after="120" w:line="300" w:lineRule="auto"/>
+      </w:pPr>
+      <w:r>
+        <w:rPr>
+          <w:rFonts w:ascii="Microsoft YaHei" w:hAnsi="Microsoft YaHei" w:eastAsia="Microsoft YaHei"/>
+          <w:b/>
+          <w:i w:val="0"/>
+          <w:color w:val="1F4D78"/>
+          <w:sz w:val="22"/>
+        </w:rPr>
+      </w:r>
+      <w:r>
+        <w:rPr>
+          <w:rFonts w:ascii="Microsoft YaHei" w:hAnsi="Microsoft YaHei" w:eastAsia="Microsoft YaHei"/>
+          <w:b w:val="0"/>
+          <w:i w:val="0"/>
+          <w:color w:val="191919"/>
+          <w:sz w:val="22"/>
+        </w:rPr>
         <w:t>区分快速可用地图和精确持久地图，保存观测来源、置信度和更新历史。</w:t>
       </w:r>
     </w:p>
@@ -1764,7 +2054,7 @@
         <w:pStyle w:val="Heading2"/>
       </w:pPr>
       <w:r>
-        <w:t>工程启示与阅读结论</w:t>
+        <w:t>技术创新点与创新性判断</w:t>
       </w:r>
     </w:p>
     <w:p>
@@ -1789,6 +2079,39 @@
           <w:color w:val="191919"/>
           <w:sz w:val="22"/>
         </w:rPr>
+        <w:t>Smart Shark II 的创新性是把两条独立锥桶检测链、EKF 状态融合和占据栅格累积串成冗余闭环。LiDAR 负责强几何感知，单目相机解决颜色语义，GNSS/INS 与 LiDAR 里程计将低频绝对定位和高频相对运动互补；贡献在于容错整车架构与真实赛事验证，而非全新的单模块算法。</w:t>
+      </w:r>
+    </w:p>
+    <w:p>
+      <w:pPr>
+        <w:pStyle w:val="Heading2"/>
+      </w:pPr>
+      <w:r>
+        <w:t>工程启示与阅读结论</w:t>
+      </w:r>
+    </w:p>
+    <w:p>
+      <w:pPr>
+        <w:keepLines/>
+        <w:spacing w:after="120" w:line="300" w:lineRule="auto"/>
+      </w:pPr>
+      <w:r>
+        <w:rPr>
+          <w:rFonts w:ascii="Microsoft YaHei" w:hAnsi="Microsoft YaHei" w:eastAsia="Microsoft YaHei"/>
+          <w:b/>
+          <w:i w:val="0"/>
+          <w:color w:val="1F4D78"/>
+          <w:sz w:val="22"/>
+        </w:rPr>
+      </w:r>
+      <w:r>
+        <w:rPr>
+          <w:rFonts w:ascii="Microsoft YaHei" w:hAnsi="Microsoft YaHei" w:eastAsia="Microsoft YaHei"/>
+          <w:b w:val="0"/>
+          <w:i w:val="0"/>
+          <w:color w:val="191919"/>
+          <w:sz w:val="22"/>
+        </w:rPr>
         <w:t>应同时建设检测冗余与状态估计冗余，并把单模态可用性、融合置信度发给规划层。</w:t>
       </w:r>
     </w:p>
@@ -1891,7 +2214,7 @@
         <w:pStyle w:val="Heading2"/>
       </w:pPr>
       <w:r>
-        <w:t>工程启示与阅读结论</w:t>
+        <w:t>技术创新点与创新性判断</w:t>
       </w:r>
     </w:p>
     <w:p>
@@ -1916,6 +2239,39 @@
           <w:color w:val="191919"/>
           <w:sz w:val="22"/>
         </w:rPr>
+        <w:t>KIT19d 把多 LiDAR 的同步触发、点云拼接和“LiDAR 生成候选、相机验证候选”的级联检测做成完整工程链。相比简单后融合，硬件同步 ECU 与重叠视场处理将时序误差前置解决，使多传感器部署真正能带来覆盖与冗余；论文还提供运行时和竞赛数据，强化了系统可复现性。</w:t>
+      </w:r>
+    </w:p>
+    <w:p>
+      <w:pPr>
+        <w:pStyle w:val="Heading2"/>
+      </w:pPr>
+      <w:r>
+        <w:t>工程启示与阅读结论</w:t>
+      </w:r>
+    </w:p>
+    <w:p>
+      <w:pPr>
+        <w:keepLines/>
+        <w:spacing w:after="120" w:line="300" w:lineRule="auto"/>
+      </w:pPr>
+      <w:r>
+        <w:rPr>
+          <w:rFonts w:ascii="Microsoft YaHei" w:hAnsi="Microsoft YaHei" w:eastAsia="Microsoft YaHei"/>
+          <w:b/>
+          <w:i w:val="0"/>
+          <w:color w:val="1F4D78"/>
+          <w:sz w:val="22"/>
+        </w:rPr>
+      </w:r>
+      <w:r>
+        <w:rPr>
+          <w:rFonts w:ascii="Microsoft YaHei" w:hAnsi="Microsoft YaHei" w:eastAsia="Microsoft YaHei"/>
+          <w:b w:val="0"/>
+          <w:i w:val="0"/>
+          <w:color w:val="191919"/>
+          <w:sz w:val="22"/>
+        </w:rPr>
         <w:t>硬件触发、时间关系、外参版本和重叠区一致性应列为感知验收项。</w:t>
       </w:r>
     </w:p>
@@ -2018,7 +2374,7 @@
         <w:pStyle w:val="Heading2"/>
       </w:pPr>
       <w:r>
-        <w:t>工程启示与阅读结论</w:t>
+        <w:t>技术创新点与创新性判断</w:t>
       </w:r>
     </w:p>
     <w:p>
@@ -2043,6 +2399,39 @@
           <w:color w:val="191919"/>
           <w:sz w:val="22"/>
         </w:rPr>
+        <w:t>QUT 的创新不是重造感知模型，而是评估并组装 ROS 2 生态中已有的 robot_localization、slam_toolbox 和导航组件，用开源成熟模块替代脆弱的自研链路。它的技术贡献是接口层和评测层：说明哪些现成组件可承接双目、LiDAR、INS 数据，以及高速赛车条件下仍需补哪些适配与验证。</w:t>
+      </w:r>
+    </w:p>
+    <w:p>
+      <w:pPr>
+        <w:pStyle w:val="Heading2"/>
+      </w:pPr>
+      <w:r>
+        <w:t>工程启示与阅读结论</w:t>
+      </w:r>
+    </w:p>
+    <w:p>
+      <w:pPr>
+        <w:keepLines/>
+        <w:spacing w:after="120" w:line="300" w:lineRule="auto"/>
+      </w:pPr>
+      <w:r>
+        <w:rPr>
+          <w:rFonts w:ascii="Microsoft YaHei" w:hAnsi="Microsoft YaHei" w:eastAsia="Microsoft YaHei"/>
+          <w:b/>
+          <w:i w:val="0"/>
+          <w:color w:val="1F4D78"/>
+          <w:sz w:val="22"/>
+        </w:rPr>
+      </w:r>
+      <w:r>
+        <w:rPr>
+          <w:rFonts w:ascii="Microsoft YaHei" w:hAnsi="Microsoft YaHei" w:eastAsia="Microsoft YaHei"/>
+          <w:b w:val="0"/>
+          <w:i w:val="0"/>
+          <w:color w:val="191919"/>
+          <w:sz w:val="22"/>
+        </w:rPr>
         <w:t>先稳定消息语义、坐标、频率和延迟，再替换算法；开源组件仍需在高速条件复测。</w:t>
       </w:r>
     </w:p>
@@ -2145,7 +2534,7 @@
         <w:pStyle w:val="Heading2"/>
       </w:pPr>
       <w:r>
-        <w:t>工程启示与阅读结论</w:t>
+        <w:t>技术创新点与创新性判断</w:t>
       </w:r>
     </w:p>
     <w:p>
@@ -2170,6 +2559,39 @@
           <w:color w:val="191919"/>
           <w:sz w:val="22"/>
         </w:rPr>
+        <w:t>CLC 的创新在于把“锥桶点有误检、颜色可能缺失、视野不完整”直接建模为组合搜索问题，而不是把前端输出当作确定边界。它利用学习的似然函数排序候选、用赛道几何约束剪枝、通过回溯图搜索寻找长视距全局解；在低延迟和高假阳性条件下仍有量化结果，是附件中最明确的感知后端算法创新之一。</w:t>
+      </w:r>
+    </w:p>
+    <w:p>
+      <w:pPr>
+        <w:pStyle w:val="Heading2"/>
+      </w:pPr>
+      <w:r>
+        <w:t>工程启示与阅读结论</w:t>
+      </w:r>
+    </w:p>
+    <w:p>
+      <w:pPr>
+        <w:keepLines/>
+        <w:spacing w:after="120" w:line="300" w:lineRule="auto"/>
+      </w:pPr>
+      <w:r>
+        <w:rPr>
+          <w:rFonts w:ascii="Microsoft YaHei" w:hAnsi="Microsoft YaHei" w:eastAsia="Microsoft YaHei"/>
+          <w:b/>
+          <w:i w:val="0"/>
+          <w:color w:val="1F4D78"/>
+          <w:sz w:val="22"/>
+        </w:rPr>
+      </w:r>
+      <w:r>
+        <w:rPr>
+          <w:rFonts w:ascii="Microsoft YaHei" w:hAnsi="Microsoft YaHei" w:eastAsia="Microsoft YaHei"/>
+          <w:b w:val="0"/>
+          <w:i w:val="0"/>
+          <w:color w:val="191919"/>
+          <w:sz w:val="22"/>
+        </w:rPr>
         <w:t>可借助赛道几何先验消歧，不必等待零误检前端；需联合使用前端置信度和速度相关可见距离。</w:t>
       </w:r>
     </w:p>
@@ -2272,7 +2694,7 @@
         <w:pStyle w:val="Heading2"/>
       </w:pPr>
       <w:r>
-        <w:t>工程启示与阅读结论</w:t>
+        <w:t>技术创新点与创新性判断</w:t>
       </w:r>
     </w:p>
     <w:p>
@@ -2297,6 +2719,39 @@
           <w:color w:val="191919"/>
           <w:sz w:val="22"/>
         </w:rPr>
+        <w:t>本文的技术主张在规划控制而非感知：用人工势场构造横向参考、两遍算法生成速度轮廓，并通过横纵解耦控制实现赛道与障碍规避。其与感知的创新关系在于把前端地图质量转换为势场与速度规划的边界条件，因而更适合作为感知需求分析材料，不应归入锥桶检测或融合文献。</w:t>
+      </w:r>
+    </w:p>
+    <w:p>
+      <w:pPr>
+        <w:pStyle w:val="Heading2"/>
+      </w:pPr>
+      <w:r>
+        <w:t>工程启示与阅读结论</w:t>
+      </w:r>
+    </w:p>
+    <w:p>
+      <w:pPr>
+        <w:keepLines/>
+        <w:spacing w:after="120" w:line="300" w:lineRule="auto"/>
+      </w:pPr>
+      <w:r>
+        <w:rPr>
+          <w:rFonts w:ascii="Microsoft YaHei" w:hAnsi="Microsoft YaHei" w:eastAsia="Microsoft YaHei"/>
+          <w:b/>
+          <w:i w:val="0"/>
+          <w:color w:val="1F4D78"/>
+          <w:sz w:val="22"/>
+        </w:rPr>
+      </w:r>
+      <w:r>
+        <w:rPr>
+          <w:rFonts w:ascii="Microsoft YaHei" w:hAnsi="Microsoft YaHei" w:eastAsia="Microsoft YaHei"/>
+          <w:b w:val="0"/>
+          <w:i w:val="0"/>
+          <w:color w:val="191919"/>
+          <w:sz w:val="22"/>
+        </w:rPr>
         <w:t>其价值在于反推感知需求：边界刷新率、障碍位置和置信度必须支持保守速度策略。</w:t>
       </w:r>
     </w:p>
@@ -2399,7 +2854,7 @@
         <w:pStyle w:val="Heading2"/>
       </w:pPr>
       <w:r>
-        <w:t>工程启示与阅读结论</w:t>
+        <w:t>技术创新点与创新性判断</w:t>
       </w:r>
     </w:p>
     <w:p>
@@ -2424,6 +2879,39 @@
           <w:color w:val="191919"/>
           <w:sz w:val="22"/>
         </w:rPr>
+        <w:t>相对于仅比较 FastSLAM 变体，论文引入图优化 SLAM 并提出融合跟踪信息的数据关联策略，针对锥桶重复、噪声和延迟观测减少错误匹配。结果显示图优化在精度和计算效率上优于所比较的粒子滤波方案；对感知系统而言，这说明创新重点在“如何消费观测并关联地标”，不在传感器本身。</w:t>
+      </w:r>
+    </w:p>
+    <w:p>
+      <w:pPr>
+        <w:pStyle w:val="Heading2"/>
+      </w:pPr>
+      <w:r>
+        <w:t>工程启示与阅读结论</w:t>
+      </w:r>
+    </w:p>
+    <w:p>
+      <w:pPr>
+        <w:keepLines/>
+        <w:spacing w:after="120" w:line="300" w:lineRule="auto"/>
+      </w:pPr>
+      <w:r>
+        <w:rPr>
+          <w:rFonts w:ascii="Microsoft YaHei" w:hAnsi="Microsoft YaHei" w:eastAsia="Microsoft YaHei"/>
+          <w:b/>
+          <w:i w:val="0"/>
+          <w:color w:val="1F4D78"/>
+          <w:sz w:val="22"/>
+        </w:rPr>
+      </w:r>
+      <w:r>
+        <w:rPr>
+          <w:rFonts w:ascii="Microsoft YaHei" w:hAnsi="Microsoft YaHei" w:eastAsia="Microsoft YaHei"/>
+          <w:b w:val="0"/>
+          <w:i w:val="0"/>
+          <w:color w:val="191919"/>
+          <w:sz w:val="22"/>
+        </w:rPr>
         <w:t>检测结果不等于地图；后端需要时间、类别、位置协方差及轨迹上下文。</w:t>
       </w:r>
     </w:p>
@@ -2526,7 +3014,7 @@
         <w:pStyle w:val="Heading2"/>
       </w:pPr>
       <w:r>
-        <w:t>工程启示与阅读结论</w:t>
+        <w:t>技术创新点与创新性判断</w:t>
       </w:r>
     </w:p>
     <w:p>
@@ -2551,6 +3039,39 @@
           <w:color w:val="191919"/>
           <w:sz w:val="22"/>
         </w:rPr>
+        <w:t>综述的创新是建立跨赛事、跨尺度的感知问题框架：将物体/自由空间检测、地图、定位和状态估计统一到高速自动赛车约束下比较。它把速度、延迟、定位精度、感知距离和计算资源视作耦合因素，为后续选型和评测提供结构化问题清单，而不宣称提出新的前端算法。</w:t>
+      </w:r>
+    </w:p>
+    <w:p>
+      <w:pPr>
+        <w:pStyle w:val="Heading2"/>
+      </w:pPr>
+      <w:r>
+        <w:t>工程启示与阅读结论</w:t>
+      </w:r>
+    </w:p>
+    <w:p>
+      <w:pPr>
+        <w:keepLines/>
+        <w:spacing w:after="120" w:line="300" w:lineRule="auto"/>
+      </w:pPr>
+      <w:r>
+        <w:rPr>
+          <w:rFonts w:ascii="Microsoft YaHei" w:hAnsi="Microsoft YaHei" w:eastAsia="Microsoft YaHei"/>
+          <w:b/>
+          <w:i w:val="0"/>
+          <w:color w:val="1F4D78"/>
+          <w:sz w:val="22"/>
+        </w:rPr>
+      </w:r>
+      <w:r>
+        <w:rPr>
+          <w:rFonts w:ascii="Microsoft YaHei" w:hAnsi="Microsoft YaHei" w:eastAsia="Microsoft YaHei"/>
+          <w:b w:val="0"/>
+          <w:i w:val="0"/>
+          <w:color w:val="191919"/>
+          <w:sz w:val="22"/>
+        </w:rPr>
         <w:t>评价不要只看单帧精度，应以范围、延迟、失效概率及圈速/安全影响闭环衡量。</w:t>
       </w:r>
     </w:p>
@@ -2653,7 +3174,7 @@
         <w:pStyle w:val="Heading2"/>
       </w:pPr>
       <w:r>
-        <w:t>工程启示与阅读结论</w:t>
+        <w:t>技术创新点与创新性判断</w:t>
       </w:r>
     </w:p>
     <w:p>
@@ -2678,6 +3199,39 @@
           <w:color w:val="191919"/>
           <w:sz w:val="22"/>
         </w:rPr>
+        <w:t>论文的贡献是把视觉锥桶观测、惯导定位和逐步地图更新落实为全局映射算法，并在 ROS 通信与时间同步约束下组织实现。其创新属于“由局部反应式地图向可维护全局地图过渡”的工程实现；将双目作为当前主链、LiDAR 作为独立增强链，也为后续融合迭代留出清晰接口。</w:t>
+      </w:r>
+    </w:p>
+    <w:p>
+      <w:pPr>
+        <w:pStyle w:val="Heading2"/>
+      </w:pPr>
+      <w:r>
+        <w:t>工程启示与阅读结论</w:t>
+      </w:r>
+    </w:p>
+    <w:p>
+      <w:pPr>
+        <w:keepLines/>
+        <w:spacing w:after="120" w:line="300" w:lineRule="auto"/>
+      </w:pPr>
+      <w:r>
+        <w:rPr>
+          <w:rFonts w:ascii="Microsoft YaHei" w:hAnsi="Microsoft YaHei" w:eastAsia="Microsoft YaHei"/>
+          <w:b/>
+          <w:i w:val="0"/>
+          <w:color w:val="1F4D78"/>
+          <w:sz w:val="22"/>
+        </w:rPr>
+      </w:r>
+      <w:r>
+        <w:rPr>
+          <w:rFonts w:ascii="Microsoft YaHei" w:hAnsi="Microsoft YaHei" w:eastAsia="Microsoft YaHei"/>
+          <w:b w:val="0"/>
+          <w:i w:val="0"/>
+          <w:color w:val="191919"/>
+          <w:sz w:val="22"/>
+        </w:rPr>
         <w:t>采用单传感器可用、融合后增强的地图设计，并补充实时融合和地图质量量化。</w:t>
       </w:r>
     </w:p>
@@ -2780,7 +3334,7 @@
         <w:pStyle w:val="Heading2"/>
       </w:pPr>
       <w:r>
-        <w:t>工程启示与阅读结论</w:t>
+        <w:t>技术创新点与创新性判断</w:t>
       </w:r>
     </w:p>
     <w:p>
@@ -2805,6 +3359,39 @@
           <w:color w:val="191919"/>
           <w:sz w:val="22"/>
         </w:rPr>
+        <w:t>该文对小团队最有价值的创新是选择性简化：先用同步相机系统提供可靠视觉支路，而不在早期强行实现难以校准的旋转 LiDAR 早融合。它分析 Flash LiDAR 与全局快门相机在时序上的匹配优势，并提出在传统 LiDAR 条件下采用独立检测和晚期融合，是由传感器物理采样方式驱动的架构决策。</w:t>
+      </w:r>
+    </w:p>
+    <w:p>
+      <w:pPr>
+        <w:pStyle w:val="Heading2"/>
+      </w:pPr>
+      <w:r>
+        <w:t>工程启示与阅读结论</w:t>
+      </w:r>
+    </w:p>
+    <w:p>
+      <w:pPr>
+        <w:keepLines/>
+        <w:spacing w:after="120" w:line="300" w:lineRule="auto"/>
+      </w:pPr>
+      <w:r>
+        <w:rPr>
+          <w:rFonts w:ascii="Microsoft YaHei" w:hAnsi="Microsoft YaHei" w:eastAsia="Microsoft YaHei"/>
+          <w:b/>
+          <w:i w:val="0"/>
+          <w:color w:val="1F4D78"/>
+          <w:sz w:val="22"/>
+        </w:rPr>
+      </w:r>
+      <w:r>
+        <w:rPr>
+          <w:rFonts w:ascii="Microsoft YaHei" w:hAnsi="Microsoft YaHei" w:eastAsia="Microsoft YaHei"/>
+          <w:b w:val="0"/>
+          <w:i w:val="0"/>
+          <w:color w:val="191919"/>
+          <w:sz w:val="22"/>
+        </w:rPr>
         <w:t>高速小目标下时间对齐不足时，晚期融合可能比强行早融合更稳。</w:t>
       </w:r>
     </w:p>
@@ -2907,7 +3494,7 @@
         <w:pStyle w:val="Heading2"/>
       </w:pPr>
       <w:r>
-        <w:t>工程启示与阅读结论</w:t>
+        <w:t>技术创新点与创新性判断</w:t>
       </w:r>
     </w:p>
     <w:p>
@@ -2932,6 +3519,39 @@
           <w:color w:val="191919"/>
           <w:sz w:val="22"/>
         </w:rPr>
+        <w:t>期刊版的主要创新仍是规划控制方法：人工势场负责路径结构，双遍速度规划将曲率和牵引约束转成可行速度，解耦控制负责执行。相较短文，期刊版更系统地将未知静态障碍纳入路径问题；对感知的间接贡献是明确了地图/障碍状态应如何影响速度与安全裕度。</w:t>
+      </w:r>
+    </w:p>
+    <w:p>
+      <w:pPr>
+        <w:pStyle w:val="Heading2"/>
+      </w:pPr>
+      <w:r>
+        <w:t>工程启示与阅读结论</w:t>
+      </w:r>
+    </w:p>
+    <w:p>
+      <w:pPr>
+        <w:keepLines/>
+        <w:spacing w:after="120" w:line="300" w:lineRule="auto"/>
+      </w:pPr>
+      <w:r>
+        <w:rPr>
+          <w:rFonts w:ascii="Microsoft YaHei" w:hAnsi="Microsoft YaHei" w:eastAsia="Microsoft YaHei"/>
+          <w:b/>
+          <w:i w:val="0"/>
+          <w:color w:val="1F4D78"/>
+          <w:sz w:val="22"/>
+        </w:rPr>
+      </w:r>
+      <w:r>
+        <w:rPr>
+          <w:rFonts w:ascii="Microsoft YaHei" w:hAnsi="Microsoft YaHei" w:eastAsia="Microsoft YaHei"/>
+          <w:b w:val="0"/>
+          <w:i w:val="0"/>
+          <w:color w:val="191919"/>
+          <w:sz w:val="22"/>
+        </w:rPr>
         <w:t>可形成感知需求表：边界精度与刷新率影响势场，障碍物置信度影响安全距离与速度上限。</w:t>
       </w:r>
     </w:p>
@@ -3034,7 +3654,7 @@
         <w:pStyle w:val="Heading2"/>
       </w:pPr>
       <w:r>
-        <w:t>工程启示与阅读结论</w:t>
+        <w:t>技术创新点与创新性判断</w:t>
       </w:r>
     </w:p>
     <w:p>
@@ -3059,6 +3679,39 @@
           <w:color w:val="191919"/>
           <w:sz w:val="22"/>
         </w:rPr>
+        <w:t>学位论文版将路径规划、指导律、车辆模型和仿真验证展开得更完整，创新主要是针对 Formula Student 平台的方案比较与实现细节。感知部分没有提出新的观测模型，因此其真正用途是为感知团队构建带噪声、漏检和延迟的闭环仿真测试基准，而不是作为前端设计依据。</w:t>
+      </w:r>
+    </w:p>
+    <w:p>
+      <w:pPr>
+        <w:pStyle w:val="Heading2"/>
+      </w:pPr>
+      <w:r>
+        <w:t>工程启示与阅读结论</w:t>
+      </w:r>
+    </w:p>
+    <w:p>
+      <w:pPr>
+        <w:keepLines/>
+        <w:spacing w:after="120" w:line="300" w:lineRule="auto"/>
+      </w:pPr>
+      <w:r>
+        <w:rPr>
+          <w:rFonts w:ascii="Microsoft YaHei" w:hAnsi="Microsoft YaHei" w:eastAsia="Microsoft YaHei"/>
+          <w:b/>
+          <w:i w:val="0"/>
+          <w:color w:val="1F4D78"/>
+          <w:sz w:val="22"/>
+        </w:rPr>
+      </w:r>
+      <w:r>
+        <w:rPr>
+          <w:rFonts w:ascii="Microsoft YaHei" w:hAnsi="Microsoft YaHei" w:eastAsia="Microsoft YaHei"/>
+          <w:b w:val="0"/>
+          <w:i w:val="0"/>
+          <w:color w:val="191919"/>
+          <w:sz w:val="22"/>
+        </w:rPr>
         <w:t>仿真应注入漏检、延迟、偏差与颜色错分，检验规划而非默认完美感知。</w:t>
       </w:r>
     </w:p>
@@ -3161,7 +3814,7 @@
         <w:pStyle w:val="Heading2"/>
       </w:pPr>
       <w:r>
-        <w:t>工程启示与阅读结论</w:t>
+        <w:t>技术创新点与创新性判断</w:t>
       </w:r>
     </w:p>
     <w:p>
@@ -3186,6 +3839,39 @@
           <w:color w:val="191919"/>
           <w:sz w:val="22"/>
         </w:rPr>
+        <w:t>在结构高度规则的 Skidpad 中，论文将锥桶观测、SLAM 地图与项目状态机结合，利用赛道拓扑判断当前任务阶段。这种把任务先验用于弥补稀疏感知的设计是其特色；它不是通用未知道路感知算法，但对专用赛项能显著降低对全局完整地图的依赖。</w:t>
+      </w:r>
+    </w:p>
+    <w:p>
+      <w:pPr>
+        <w:pStyle w:val="Heading2"/>
+      </w:pPr>
+      <w:r>
+        <w:t>工程启示与阅读结论</w:t>
+      </w:r>
+    </w:p>
+    <w:p>
+      <w:pPr>
+        <w:keepLines/>
+        <w:spacing w:after="120" w:line="300" w:lineRule="auto"/>
+      </w:pPr>
+      <w:r>
+        <w:rPr>
+          <w:rFonts w:ascii="Microsoft YaHei" w:hAnsi="Microsoft YaHei" w:eastAsia="Microsoft YaHei"/>
+          <w:b/>
+          <w:i w:val="0"/>
+          <w:color w:val="1F4D78"/>
+          <w:sz w:val="22"/>
+        </w:rPr>
+      </w:r>
+      <w:r>
+        <w:rPr>
+          <w:rFonts w:ascii="Microsoft YaHei" w:hAnsi="Microsoft YaHei" w:eastAsia="Microsoft YaHei"/>
+          <w:b w:val="0"/>
+          <w:i w:val="0"/>
+          <w:color w:val="191919"/>
+          <w:sz w:val="22"/>
+        </w:rPr>
         <w:t>Skidpad 可凭强几何先验补偿缺失；Autocross 则更依赖持续建图和大前视距离。</w:t>
       </w:r>
     </w:p>
@@ -3288,7 +3974,7 @@
         <w:pStyle w:val="Heading2"/>
       </w:pPr>
       <w:r>
-        <w:t>工程启示与阅读结论</w:t>
+        <w:t>技术创新点与创新性判断</w:t>
       </w:r>
     </w:p>
     <w:p>
@@ -3313,6 +3999,39 @@
           <w:color w:val="191919"/>
           <w:sz w:val="22"/>
         </w:rPr>
+        <w:t>论文将实时新锥桶观测持续并入赛道地图，再以车辆模型、自动微分和非线性优化生成最快赛线。创新主要在从增量地标地图到可优化赛线的接口设计，以及面向特定车辆的参数化优化；原文不提供前端细节，所以不能将其优化性能归因于某种传感器算法。</w:t>
+      </w:r>
+    </w:p>
+    <w:p>
+      <w:pPr>
+        <w:pStyle w:val="Heading2"/>
+      </w:pPr>
+      <w:r>
+        <w:t>工程启示与阅读结论</w:t>
+      </w:r>
+    </w:p>
+    <w:p>
+      <w:pPr>
+        <w:keepLines/>
+        <w:spacing w:after="120" w:line="300" w:lineRule="auto"/>
+      </w:pPr>
+      <w:r>
+        <w:rPr>
+          <w:rFonts w:ascii="Microsoft YaHei" w:hAnsi="Microsoft YaHei" w:eastAsia="Microsoft YaHei"/>
+          <w:b/>
+          <w:i w:val="0"/>
+          <w:color w:val="1F4D78"/>
+          <w:sz w:val="22"/>
+        </w:rPr>
+      </w:r>
+      <w:r>
+        <w:rPr>
+          <w:rFonts w:ascii="Microsoft YaHei" w:hAnsi="Microsoft YaHei" w:eastAsia="Microsoft YaHei"/>
+          <w:b w:val="0"/>
+          <w:i w:val="0"/>
+          <w:color w:val="191919"/>
+          <w:sz w:val="22"/>
+        </w:rPr>
         <w:t>接口应提供持续、去重、坐标一致的地标流与可见范围，避免暂时漏检被误解为赛道终点。</w:t>
       </w:r>
     </w:p>
@@ -3415,7 +4134,7 @@
         <w:pStyle w:val="Heading2"/>
       </w:pPr>
       <w:r>
-        <w:t>工程启示与阅读结论</w:t>
+        <w:t>技术创新点与创新性判断</w:t>
       </w:r>
     </w:p>
     <w:p>
@@ -3440,6 +4159,39 @@
           <w:color w:val="191919"/>
           <w:sz w:val="22"/>
         </w:rPr>
+        <w:t>指南的创新性不属于研究算法，而在于把安全回路、遥控急停、状态定义、系统关键信号和车检可测试性整合为可执行工程约束。它把感知失效明确提升为触发紧急制动的功能安全事件，为感知健康监测提供了比“检测精度”更严格的系统定义。</w:t>
+      </w:r>
+    </w:p>
+    <w:p>
+      <w:pPr>
+        <w:pStyle w:val="Heading2"/>
+      </w:pPr>
+      <w:r>
+        <w:t>工程启示与阅读结论</w:t>
+      </w:r>
+    </w:p>
+    <w:p>
+      <w:pPr>
+        <w:keepLines/>
+        <w:spacing w:after="120" w:line="300" w:lineRule="auto"/>
+      </w:pPr>
+      <w:r>
+        <w:rPr>
+          <w:rFonts w:ascii="Microsoft YaHei" w:hAnsi="Microsoft YaHei" w:eastAsia="Microsoft YaHei"/>
+          <w:b/>
+          <w:i w:val="0"/>
+          <w:color w:val="1F4D78"/>
+          <w:sz w:val="22"/>
+        </w:rPr>
+      </w:r>
+      <w:r>
+        <w:rPr>
+          <w:rFonts w:ascii="Microsoft YaHei" w:hAnsi="Microsoft YaHei" w:eastAsia="Microsoft YaHei"/>
+          <w:b w:val="0"/>
+          <w:i w:val="0"/>
+          <w:color w:val="191919"/>
+          <w:sz w:val="22"/>
+        </w:rPr>
         <w:t>感知是安全关键输入，每条链路需在线健康监测、超时/范围检查、日志和降级策略。</w:t>
       </w:r>
     </w:p>
@@ -3542,7 +4294,7 @@
         <w:pStyle w:val="Heading2"/>
       </w:pPr>
       <w:r>
-        <w:t>工程启示与阅读结论</w:t>
+        <w:t>技术创新点与创新性判断</w:t>
       </w:r>
     </w:p>
     <w:p>
@@ -3567,6 +4319,39 @@
           <w:color w:val="191919"/>
           <w:sz w:val="22"/>
         </w:rPr>
+        <w:t>该论文的技术贡献是把传感器选型、双目/点云锥桶观测、数据关联和因子图后端作为一条连续设计链。图优化使用车辆位姿和锥桶地标的空间、运动学约束，而非只依赖滤波递推；这种后端选择有利于在回看和重线性化时消化前端观测的不一致性。</w:t>
+      </w:r>
+    </w:p>
+    <w:p>
+      <w:pPr>
+        <w:pStyle w:val="Heading2"/>
+      </w:pPr>
+      <w:r>
+        <w:t>工程启示与阅读结论</w:t>
+      </w:r>
+    </w:p>
+    <w:p>
+      <w:pPr>
+        <w:keepLines/>
+        <w:spacing w:after="120" w:line="300" w:lineRule="auto"/>
+      </w:pPr>
+      <w:r>
+        <w:rPr>
+          <w:rFonts w:ascii="Microsoft YaHei" w:hAnsi="Microsoft YaHei" w:eastAsia="Microsoft YaHei"/>
+          <w:b/>
+          <w:i w:val="0"/>
+          <w:color w:val="1F4D78"/>
+          <w:sz w:val="22"/>
+        </w:rPr>
+      </w:r>
+      <w:r>
+        <w:rPr>
+          <w:rFonts w:ascii="Microsoft YaHei" w:hAnsi="Microsoft YaHei" w:eastAsia="Microsoft YaHei"/>
+          <w:b w:val="0"/>
+          <w:i w:val="0"/>
+          <w:color w:val="191919"/>
+          <w:sz w:val="22"/>
+        </w:rPr>
         <w:t>先完成视场和安装设计，再独立验证前端，最后以带协方差观测接入因子图。</w:t>
       </w:r>
     </w:p>
@@ -3669,7 +4454,7 @@
         <w:pStyle w:val="Heading2"/>
       </w:pPr>
       <w:r>
-        <w:t>工程启示与阅读结论</w:t>
+        <w:t>技术创新点与创新性判断</w:t>
       </w:r>
     </w:p>
     <w:p>
@@ -3694,6 +4479,39 @@
           <w:color w:val="191919"/>
           <w:sz w:val="22"/>
         </w:rPr>
+        <w:t>论文的真正创新是控制建模：使用 Koopman 提升、动态模态分解及神经网络提升，将非线性车辆动力学近似成可供线性 MPC 使用的高维线性模型。感知部分只是向控制提供锥桶和状态，价值在于提醒系统必须量化观测噪声，否则模型学习到的误差会被误认为车辆动力学。</w:t>
+      </w:r>
+    </w:p>
+    <w:p>
+      <w:pPr>
+        <w:pStyle w:val="Heading2"/>
+      </w:pPr>
+      <w:r>
+        <w:t>工程启示与阅读结论</w:t>
+      </w:r>
+    </w:p>
+    <w:p>
+      <w:pPr>
+        <w:keepLines/>
+        <w:spacing w:after="120" w:line="300" w:lineRule="auto"/>
+      </w:pPr>
+      <w:r>
+        <w:rPr>
+          <w:rFonts w:ascii="Microsoft YaHei" w:hAnsi="Microsoft YaHei" w:eastAsia="Microsoft YaHei"/>
+          <w:b/>
+          <w:i w:val="0"/>
+          <w:color w:val="1F4D78"/>
+          <w:sz w:val="22"/>
+        </w:rPr>
+      </w:r>
+      <w:r>
+        <w:rPr>
+          <w:rFonts w:ascii="Microsoft YaHei" w:hAnsi="Microsoft YaHei" w:eastAsia="Microsoft YaHei"/>
+          <w:b w:val="0"/>
+          <w:i w:val="0"/>
+          <w:color w:val="191919"/>
+          <w:sz w:val="22"/>
+        </w:rPr>
         <w:t>控制模型必须获得稳定、可解释的状态；要分辨感知噪声与控制模型误差。</w:t>
       </w:r>
     </w:p>
@@ -3796,7 +4614,7 @@
         <w:pStyle w:val="Heading2"/>
       </w:pPr>
       <w:r>
-        <w:t>工程启示与阅读结论</w:t>
+        <w:t>技术创新点与创新性判断</w:t>
       </w:r>
     </w:p>
     <w:p>
@@ -3821,6 +4639,39 @@
           <w:color w:val="191919"/>
           <w:sz w:val="22"/>
         </w:rPr>
+        <w:t>本文将 Delaunay 离散、贪婪边界/中心线提取与快速 MPCC 结合：先由粗几何路径产生可行解，再在线优化使轨迹更平滑且更接近可用赛道宽度。论文还进行线性化和失效处理以提升求解速度；其创新在规划控制一体化，对颜色缺失的容错来自几何而非感知学习。</w:t>
+      </w:r>
+    </w:p>
+    <w:p>
+      <w:pPr>
+        <w:pStyle w:val="Heading2"/>
+      </w:pPr>
+      <w:r>
+        <w:t>工程启示与阅读结论</w:t>
+      </w:r>
+    </w:p>
+    <w:p>
+      <w:pPr>
+        <w:keepLines/>
+        <w:spacing w:after="120" w:line="300" w:lineRule="auto"/>
+      </w:pPr>
+      <w:r>
+        <w:rPr>
+          <w:rFonts w:ascii="Microsoft YaHei" w:hAnsi="Microsoft YaHei" w:eastAsia="Microsoft YaHei"/>
+          <w:b/>
+          <w:i w:val="0"/>
+          <w:color w:val="1F4D78"/>
+          <w:sz w:val="22"/>
+        </w:rPr>
+      </w:r>
+      <w:r>
+        <w:rPr>
+          <w:rFonts w:ascii="Microsoft YaHei" w:hAnsi="Microsoft YaHei" w:eastAsia="Microsoft YaHei"/>
+          <w:b w:val="0"/>
+          <w:i w:val="0"/>
+          <w:color w:val="191919"/>
+          <w:sz w:val="22"/>
+        </w:rPr>
         <w:t>接口应含位置置信度和可能类别；输入质量下降时规划应收缩可行域并降速。</w:t>
       </w:r>
     </w:p>
@@ -3923,7 +4774,7 @@
         <w:pStyle w:val="Heading2"/>
       </w:pPr>
       <w:r>
-        <w:t>工程启示与阅读结论</w:t>
+        <w:t>技术创新点与创新性判断</w:t>
       </w:r>
     </w:p>
     <w:p>
@@ -3948,6 +4799,39 @@
           <w:color w:val="191919"/>
           <w:sz w:val="22"/>
         </w:rPr>
+        <w:t>该文提出规则与性能度量层面的创新：通过赛事任务、标准平台、准入规则和性能指标平衡公平性、观赏性与教育价值。它使感知能力可以被赛项目标度量，例如障碍绕行和超车把检测、跟踪、预测从隐含要求变为可比较指标，但并不提供车载算法。</w:t>
+      </w:r>
+    </w:p>
+    <w:p>
+      <w:pPr>
+        <w:pStyle w:val="Heading2"/>
+      </w:pPr>
+      <w:r>
+        <w:t>工程启示与阅读结论</w:t>
+      </w:r>
+    </w:p>
+    <w:p>
+      <w:pPr>
+        <w:keepLines/>
+        <w:spacing w:after="120" w:line="300" w:lineRule="auto"/>
+      </w:pPr>
+      <w:r>
+        <w:rPr>
+          <w:rFonts w:ascii="Microsoft YaHei" w:hAnsi="Microsoft YaHei" w:eastAsia="Microsoft YaHei"/>
+          <w:b/>
+          <w:i w:val="0"/>
+          <w:color w:val="1F4D78"/>
+          <w:sz w:val="22"/>
+        </w:rPr>
+      </w:r>
+      <w:r>
+        <w:rPr>
+          <w:rFonts w:ascii="Microsoft YaHei" w:hAnsi="Microsoft YaHei" w:eastAsia="Microsoft YaHei"/>
+          <w:b w:val="0"/>
+          <w:i w:val="0"/>
+          <w:color w:val="191919"/>
+          <w:sz w:val="22"/>
+        </w:rPr>
         <w:t>可转化为检测距离、漏检误检、追踪连续性、端到端延迟和失效安全等验收指标。</w:t>
       </w:r>
     </w:p>
@@ -4050,7 +4934,7 @@
         <w:pStyle w:val="Heading2"/>
       </w:pPr>
       <w:r>
-        <w:t>工程启示与阅读结论</w:t>
+        <w:t>技术创新点与创新性判断</w:t>
       </w:r>
     </w:p>
     <w:p>
@@ -4075,6 +4959,39 @@
           <w:color w:val="191919"/>
           <w:sz w:val="22"/>
         </w:rPr>
+        <w:t>由于附件正文文本层不可用，不能可靠识别论文作者声称的技术创新、实验设置或量化结果。唯一可负责任的创新性判断是：它应是一篇面向 IAC 的整车软件论文，但在取得可读原文前，任何对其感知或定位方法的具体描述都应视为未经证实。</w:t>
+      </w:r>
+    </w:p>
+    <w:p>
+      <w:pPr>
+        <w:pStyle w:val="Heading2"/>
+      </w:pPr>
+      <w:r>
+        <w:t>工程启示与阅读结论</w:t>
+      </w:r>
+    </w:p>
+    <w:p>
+      <w:pPr>
+        <w:keepLines/>
+        <w:spacing w:after="120" w:line="300" w:lineRule="auto"/>
+      </w:pPr>
+      <w:r>
+        <w:rPr>
+          <w:rFonts w:ascii="Microsoft YaHei" w:hAnsi="Microsoft YaHei" w:eastAsia="Microsoft YaHei"/>
+          <w:b/>
+          <w:i w:val="0"/>
+          <w:color w:val="1F4D78"/>
+          <w:sz w:val="22"/>
+        </w:rPr>
+      </w:r>
+      <w:r>
+        <w:rPr>
+          <w:rFonts w:ascii="Microsoft YaHei" w:hAnsi="Microsoft YaHei" w:eastAsia="Microsoft YaHei"/>
+          <w:b w:val="0"/>
+          <w:i w:val="0"/>
+          <w:color w:val="191919"/>
+          <w:sz w:val="22"/>
+        </w:rPr>
         <w:t>应更换可搜索 PDF 或做高质量 OCR 后重读；本综述不把它作为感知证据来源。</w:t>
       </w:r>
     </w:p>
@@ -4177,7 +5094,7 @@
         <w:pStyle w:val="Heading2"/>
       </w:pPr>
       <w:r>
-        <w:t>工程启示与阅读结论</w:t>
+        <w:t>技术创新点与创新性判断</w:t>
       </w:r>
     </w:p>
     <w:p>
@@ -4202,6 +5119,39 @@
           <w:color w:val="191919"/>
           <w:sz w:val="22"/>
         </w:rPr>
+        <w:t>er.autopilot 的创新在于将极高速椭圆赛道的定位、静态障碍规避、动态对手感知、超车规划和安全遥测整合到一辆 IAC 赛车。多 GNSS、多 LiDAR、相机、雷达的异构感知与 EKF/LiDAR 定位共同服务超过 75 m/s 的运行，突出“动态目标跟踪与安全冗余”相对锥桶赛事的新增难题。</w:t>
+      </w:r>
+    </w:p>
+    <w:p>
+      <w:pPr>
+        <w:pStyle w:val="Heading2"/>
+      </w:pPr>
+      <w:r>
+        <w:t>工程启示与阅读结论</w:t>
+      </w:r>
+    </w:p>
+    <w:p>
+      <w:pPr>
+        <w:keepLines/>
+        <w:spacing w:after="120" w:line="300" w:lineRule="auto"/>
+      </w:pPr>
+      <w:r>
+        <w:rPr>
+          <w:rFonts w:ascii="Microsoft YaHei" w:hAnsi="Microsoft YaHei" w:eastAsia="Microsoft YaHei"/>
+          <w:b/>
+          <w:i w:val="0"/>
+          <w:color w:val="1F4D78"/>
+          <w:sz w:val="22"/>
+        </w:rPr>
+      </w:r>
+      <w:r>
+        <w:rPr>
+          <w:rFonts w:ascii="Microsoft YaHei" w:hAnsi="Microsoft YaHei" w:eastAsia="Microsoft YaHei"/>
+          <w:b w:val="0"/>
+          <w:i w:val="0"/>
+          <w:color w:val="191919"/>
+          <w:sz w:val="22"/>
+        </w:rPr>
         <w:t>高速关键是可用距离和端到端时延，应将覆盖、追踪、定位冗余和安全监控统一预算。</w:t>
       </w:r>
     </w:p>
@@ -4304,7 +5254,7 @@
         <w:pStyle w:val="Heading2"/>
       </w:pPr>
       <w:r>
-        <w:t>工程启示与阅读结论</w:t>
+        <w:t>技术创新点与创新性判断</w:t>
       </w:r>
     </w:p>
     <w:p>
@@ -4329,6 +5279,39 @@
           <w:color w:val="191919"/>
           <w:sz w:val="22"/>
         </w:rPr>
+        <w:t>论文的技术贡献是将组合惯导车辆状态、LiDAR 锥桶点云、相机数据和不同比赛项目的规划方法连成整车闭环。其映射方法通过位姿与锥桶相对坐标变换构造全局地图，创新更偏向面向 FSAC 的系统实现与实车验证；未提出可与深度检测网络直接比较的新感知算法。</w:t>
+      </w:r>
+    </w:p>
+    <w:p>
+      <w:pPr>
+        <w:pStyle w:val="Heading2"/>
+      </w:pPr>
+      <w:r>
+        <w:t>工程启示与阅读结论</w:t>
+      </w:r>
+    </w:p>
+    <w:p>
+      <w:pPr>
+        <w:keepLines/>
+        <w:spacing w:after="120" w:line="300" w:lineRule="auto"/>
+      </w:pPr>
+      <w:r>
+        <w:rPr>
+          <w:rFonts w:ascii="Microsoft YaHei" w:hAnsi="Microsoft YaHei" w:eastAsia="Microsoft YaHei"/>
+          <w:b/>
+          <w:i w:val="0"/>
+          <w:color w:val="1F4D78"/>
+          <w:sz w:val="22"/>
+        </w:rPr>
+      </w:r>
+      <w:r>
+        <w:rPr>
+          <w:rFonts w:ascii="Microsoft YaHei" w:hAnsi="Microsoft YaHei" w:eastAsia="Microsoft YaHei"/>
+          <w:b w:val="0"/>
+          <w:i w:val="0"/>
+          <w:color w:val="191919"/>
+          <w:sz w:val="22"/>
+        </w:rPr>
         <w:t>统一车辆参考点、时间同步和观测不确定度，地图质量直接决定多赛项规划。</w:t>
       </w:r>
     </w:p>
@@ -4424,6 +5407,39 @@
           <w:sz w:val="22"/>
         </w:rPr>
         <w:t>YOLOv7 检测并排序锥桶；双目经 MATLAB 标定，用 SGM 获得深度，再融合组合惯导位姿，建立赛道地图。</w:t>
+      </w:r>
+    </w:p>
+    <w:p>
+      <w:pPr>
+        <w:pStyle w:val="Heading2"/>
+      </w:pPr>
+      <w:r>
+        <w:t>技术创新点与创新性判断</w:t>
+      </w:r>
+    </w:p>
+    <w:p>
+      <w:pPr>
+        <w:keepLines/>
+        <w:spacing w:after="120" w:line="300" w:lineRule="auto"/>
+      </w:pPr>
+      <w:r>
+        <w:rPr>
+          <w:rFonts w:ascii="Microsoft YaHei" w:hAnsi="Microsoft YaHei" w:eastAsia="Microsoft YaHei"/>
+          <w:b/>
+          <w:i w:val="0"/>
+          <w:color w:val="1F4D78"/>
+          <w:sz w:val="22"/>
+        </w:rPr>
+      </w:r>
+      <w:r>
+        <w:rPr>
+          <w:rFonts w:ascii="Microsoft YaHei" w:hAnsi="Microsoft YaHei" w:eastAsia="Microsoft YaHei"/>
+          <w:b w:val="0"/>
+          <w:i w:val="0"/>
+          <w:color w:val="191919"/>
+          <w:sz w:val="22"/>
+        </w:rPr>
+        <w:t>论文的感知创新最明确：以 YOLOv7 构建并训练锥桶数据集，完成检测、定位和排序；再以标定双目和 SGM 立体匹配恢复深度，并与组合惯导位姿融合为世界坐标地图。它把学习检测、几何深度和惯导定位逐层连接到 Delaunay 与 Frenet/Lattice 规划，是一条可分别评估且可实车验证的完整链路。</w:t>
       </w:r>
     </w:p>
     <w:p>
